--- a/paper2_reconstruction/manuscript/Preparation_draft_EN_inline_FINAL_PRE_D.docx
+++ b/paper2_reconstruction/manuscript/Preparation_draft_EN_inline_FINAL_PRE_D.docx
@@ -58,17 +58,17 @@
     </w:p>
     <w:p>
       <w:r>
-        <w:t>Computational reproducibility terminology varies across communities (Goodman et al., 2016; National Academies of Sciences, Engineering, and Medicine, 2019). ACM's post-2020 terminology distinguishes execution of authors' artifacts from results obtained using independently developed artifacts (ACM Publications Board, 2020). We therefore use publication-grounded independent computational reconstruction as an operational description rather than proposing a universal definition.</w:t>
+        <w:t>Computational reproducibility terminology varies across communities [1, 2]. ACM's post-2020 terminology distinguishes execution of authors' artifacts from results obtained using independently developed artifacts [3]. We therefore use publication-grounded independent computational reconstruction as an operational description rather than proposing a universal definition.</w:t>
       </w:r>
     </w:p>
     <w:p>
       <w:r>
-        <w:t>The EPJ antecedent examines commercial software and version accessibility (Onishi and Ikenoue, 2026). Those conditions motivate, but do not answer, whether the scientific description contains enough operational detail to implement the reported method independently. The Wet antecedent concerns environmental confounding in clonal systems (Onishi, 2026). Its extension here is a conceptual analogy: nominal materials or data may be available while operational specification remains incomplete. The Wet full text was not accessible in the preparation audit; no detailed empirical claim is imported from it.</w:t>
+        <w:t>The EPJ antecedent examines commercial software and version accessibility [4]. Those conditions motivate, but do not answer, whether the scientific description contains enough operational detail to implement the reported method independently. The Wet antecedent concerns environmental confounding in clonal systems [5]. Its extension here is a conceptual analogy: nominal materials or data may be available while operational specification remains incomplete. The Wet full text was not accessible in the preparation audit; no detailed empirical claim is imported from it.</w:t>
       </w:r>
     </w:p>
     <w:p>
       <w:r>
-        <w:t>Independent paper-to-code reconstruction already has substantial precedent. PaperBench restricts original implementations but supplies author clarifications (Starace et al., 2025); ReplicationBench uses curated astrophysics tasks and supplied execution information (Ye et al., 2025). Paper2Code studies repository generation (Seo et al., 2026), while ScienceAgentBench evaluates curated scientific programming tasks (Chen et al., 2025). CORE-Bench instead supplies original code and data (Siegel et al., 2024; revised 2026). Their endpoints and information packages differ and must not be pooled as a publication-level reconstructability rate.</w:t>
+        <w:t>Independent paper-to-code reconstruction already has substantial precedent. PaperBench restricts original implementations but supplies author clarifications [6]; ReplicationBench uses curated astrophysics tasks and supplied execution information [7]. Paper2Code studies repository generation [8], while ScienceAgentBench evaluates curated scientific programming tasks [9]. CORE-Bench instead supplies original code and data [10]. Their endpoints and information packages differ and must not be pooled as a publication-level reconstructability rate.</w:t>
       </w:r>
     </w:p>
     <w:p>
@@ -158,7 +158,7 @@
     </w:p>
     <w:p>
       <w:r>
-        <w:t>Input accessibility was distinguished from input-state identifiability. Within ACCESS three questions were kept separate: whether a named resource is accessible; whether the exact state of the input data used in the original analysis can be uniquely identified from the publication and associated records (input-state identifiability); and whether that exact previously used state can still be obtained by an independent third party (historical-state retrievability). For externally maintained public datasets that authors could not necessarily redistribute or freeze, we recorded, where available, the repository or accession, release or version, retrieval date or timestamp, query parameters, file identity, schema or release identifier, and cryptographic checksum. Public availability alone was not treated as evidence that the exact historical analytical input remained identifiable or retrievable. This refinement is descriptive: the frozen G1–G5 gates and barrier states were not rescored, and no dataset drift was measured. Table 10 maps these reporting requirements to framework stages; Table 11 summarizes the fields actually recorded in the frozen main-study records.</w:t>
+        <w:t>Input accessibility was distinguished from input-state identifiability. Within ACCESS three questions were kept separate: whether a named resource is accessible; whether the exact state of the input data used in the original analysis can be uniquely identified from the publication and associated records (input-state identifiability); and whether that exact previously used state can still be obtained by an independent third party (historical-state retrievability). For externally maintained public datasets that authors could not necessarily redistribute or freeze, we recorded, where available, the repository or accession, release or version, retrieval date or timestamp, query parameters, file identity, schema or release identifier, and cryptographic checksum. Public availability alone was not treated as evidence that the exact historical analytical input remained identifiable or retrievable. This refinement is descriptive: the frozen G1–G5 gates and barrier states were not rescored, and no dataset drift was measured. Table S1 maps these reporting requirements to framework stages; Table S2 summarizes the fields actually recorded in the frozen main-study records.</w:t>
       </w:r>
     </w:p>
     <w:p>
@@ -683,12 +683,12 @@
     </w:p>
     <w:p>
       <w:r>
-        <w:t>Exhaustive route screening of the unique-PMID frame left 461 route-eligible papers, from which 100 were sampled in 7 frozen strata. 10 sampled papers completed three blind slots (30 runs); 90 were not run and retain machine-readable states (Table 2): external public reference resource required, delegated G1–G5 negative, required inputs absent from the public listing, specification rejected by the quote/leakage validator, target value not located verbatim, every candidate input leaking the target, or no input retained.</w:t>
+        <w:t>Exhaustive route screening of the unique-PMID frame left 461 route-eligible papers, from which 100 were sampled in 7 frozen strata. 10 sampled papers completed three blind slots (30 runs); 90 were not run and retain machine-readable states (Table S3): external public reference resource required, delegated G1–G5 negative, required inputs absent from the public listing, specification rejected by the quote/leakage validator, target value not located verbatim, every candidate input leaking the target, or no input retained.</w:t>
       </w:r>
     </w:p>
     <w:p>
       <w:r>
-        <w:t>Among attempted papers the majority endpoint was met by 0 of 10 (secondary conditional rate; Wilson reference 0.00–0.28). Prespecified thresholds — strict: failure 10; majority: failure 10; permissive: failure 9, success 1. Run-level L1–L5 frequencies are in Table 3. Stop reasons: wall_limit 1, tool_limit 16, final_report 10, token_reserve_limit 2, malformed_action_limit 1. Failure codes by run (Table 4): F01 5, F03 2, F13 19, F15 3, F20 2. F13 denotes the frozen resource ceiling, not demonstrated publication inadequacy.</w:t>
+        <w:t>Among attempted papers the majority endpoint was met by 0 of 10 (secondary conditional rate; Wilson reference 0.00–0.28). Prespecified thresholds — strict: failure 10; majority: failure 10; permissive: failure 9, success 1. Run-level L1–L5 frequencies are in Table S4. Stop reasons: wall_limit 1, tool_limit 16, final_report 10, token_reserve_limit 2, malformed_action_limit 1. Failure codes by run (Table S5): F01 5, F03 2, F13 19, F15 3, F20 2. F13 denotes the frozen resource ceiling, not demonstrated publication inadequacy.</w:t>
       </w:r>
     </w:p>
     <w:p>
@@ -698,7 +698,7 @@
     </w:p>
     <w:p>
       <w:r>
-        <w:t>Descriptive original-code reveal (Table 5) was recorded only after the seal: 3 attempted papers named public code routes or shipped scripts inside the data deposit (withheld from the solver) and are described; 7 named none and receive a missing reveal assessment. Nothing was executed and no blind score was revisited.</w:t>
+        <w:t>Descriptive original-code reveal (Table S6) was recorded only after the seal: 3 attempted papers named public code routes or shipped scripts inside the data deposit (withheld from the solver) and are described; 7 named none and receive a missing reveal assessment. Nothing was executed and no blind score was revisited.</w:t>
       </w:r>
     </w:p>
     <w:p>
@@ -721,12 +721,12 @@
     </w:p>
     <w:p>
       <w:r>
-        <w:t>Three estimands are kept separate. Attempt reachability among the 100 selected papers was 10/100 (10.0%; Wilson 95% CI 5.5–17.4%) under both layers. Conditional majority success among attempted papers was 0/10 (0.0%; Wilson 95% CI 0.0–27.8%) under the frozen mechanical adjudication and 1/10 (10.0%; Wilson 95% CI 1.8–40.4%) under the verification-adjusted layer, in which 3 of 30 slot classifications were proposed for change and 27 were supported (PMID:41563087 1/3 → 2/3; Table 6). The observed end-to-end yield under the frozen workflow was 0/100 (0.0%; Wilson 95% CI 0.0–3.7%) frozen and 1/100 (1.0%; Wilson 95% CI 0.2–5.4%) adjusted. None of these is an intrinsic probability that a publication is scientifically reproducible.</w:t>
+        <w:t>Three estimands are kept separate. Attempt reachability among the 100 selected papers was 10/100 (10.0%; Wilson 95% CI 5.5–17.4%) under both layers. Conditional majority success among attempted papers was 0/10 (0.0%; Wilson 95% CI 0.0–27.8%) under the frozen mechanical adjudication and 1/10 (10.0%; Wilson 95% CI 1.8–40.4%) under the verification-adjusted layer, in which 3 of 30 slot classifications were proposed for change and 27 were supported (PMID:41563087 1/3 → 2/3; Table S7). The observed end-to-end yield under the frozen workflow was 0/100 (0.0%; Wilson 95% CI 0.0–3.7%) frozen and 1/100 (1.0%; Wilson 95% CI 0.2–5.4%) adjusted. None of these is an intrinsic probability that a publication is scientifically reproducible.</w:t>
       </w:r>
     </w:p>
     <w:p>
       <w:r>
-        <w:t>Verification of the 90 non-executed papers confirmed 81 recorded states, proposed 7 state corrections and left 2 unresolved (Table 7). Non-confirmed states by frozen category: all_inputs_leak_target 9. Of 10 all_inputs_leak_target flags, 1 confirmed, 7 corrected and 2 unresolved. Whole-token matches inside compressed or binary deposited content and raw input matrices produced false-positive target-leakage flags; this is reported as a methodological finding. Under the adjusted layer the cohort comprises 10 attempted papers, 83 verified pre-reconstruction barriers, 5 papers reclassified as specifiable and runnable but never executed, and 2 unknown. Reclassified papers were not run; the correction is attrition interpretation only, and non-executed papers are not reconstruction failures.</w:t>
+        <w:t>Verification of the 90 non-executed papers confirmed 81 recorded states, proposed 7 state corrections and left 2 unresolved (Table S8). Non-confirmed states by frozen category: all_inputs_leak_target 9. Of 10 all_inputs_leak_target flags, 1 confirmed, 7 corrected and 2 unresolved. Whole-token matches inside compressed or binary deposited content and raw input matrices produced false-positive target-leakage flags; this is reported as a methodological finding. Under the adjusted layer the cohort comprises 10 attempted papers, 83 verified pre-reconstruction barriers, 5 papers reclassified as specifiable and runnable but never executed, and 2 unknown. Reclassified papers were not run; the correction is attrition interpretation only, and non-executed papers are not reconstruction failures.</w:t>
       </w:r>
     </w:p>
     <w:p>
@@ -736,12 +736,12 @@
     </w:p>
     <w:p>
       <w:r>
-        <w:t>Section C reviewed 25 historical G1–G5, pilot and ACCESSIBILITY_GATE_FAILED records and supported 25; no post-outcome change was made, the pilot stays outside the main denominator and the access-barrier layer remains auxiliary. Section E reviewed 130 reveal dimension rows for 10 attempted papers (3 with a code route) and proposed 5 conservative completeness corrections, chiefly where deposited downstream scripts start from pre-computed inputs and cannot establish upstream normalisation, filtering or exclusion completeness (Table 8; explicit 15 → 10 dimensions). The reveal remains descriptive; no original code was executed and no blind score was revisited.</w:t>
+        <w:t>Section C reviewed 25 historical G1–G5, pilot and ACCESSIBILITY_GATE_FAILED records and supported 25; no post-outcome change was made, the pilot stays outside the main denominator and the access-barrier layer remains auxiliary. Section E reviewed 130 reveal dimension rows for 10 attempted papers (3 with a code route) and proposed 5 conservative completeness corrections, chiefly where deposited downstream scripts start from pre-computed inputs and cannot establish upstream normalisation, filtering or exclusion completeness (Table S9; explicit 15 → 10 dimensions). The reveal remains descriptive; no original code was executed and no blind score was revisited.</w:t>
       </w:r>
     </w:p>
     <w:p>
       <w:r>
-        <w:t>Tables 6–11 are supplied separately in the editable tables file and the supplement.</w:t>
+        <w:t>Tables S1–S10 are supplied separately in the editable tables file and the supplement.</w:t>
       </w:r>
     </w:p>
     <w:p>
@@ -754,7 +754,7 @@
     </w:p>
     <w:p>
       <w:r>
-        <w:t>No human validator has been recruited, no institutional ethics determination has been obtained and no human case has been scored. The Results text, table and figure for Section D are intentionally empty (Table 9). The AI-assisted review in Section 5 is not a substitute for human validation.</w:t>
+        <w:t>No human validator has been recruited, no institutional ethics determination has been obtained and no human case has been scored. The Results text, table and figure for Section D are intentionally empty (Table S10). The AI-assisted review in Section 5 is not a substitute for human validation.</w:t>
       </w:r>
     </w:p>
     <w:p>
@@ -780,17 +780,17 @@
     </w:p>
     <w:p>
       <w:r>
-        <w:t>Public availability is not equivalent to reproducible input identity. Externally maintained public datasets, registries, genomic and administrative databases and APIs may be updated, corrected, reannotated or restructured, and query or API responses may change over time, while retaining the same repository, accession, endpoint or dataset name (Klump et al., 2021; Rauber et al., 2016; Rauber et al., 2021). The same repository, accession or URL therefore does not necessarily denote the same version, and the same version label does not by itself establish the same bytes. This does not imply that all same-accession resources change; it means that public availability does not by itself establish that the exact historical analytical input remains identifiable or retrievable. Three abilities are distinct: the ability to redistribute an input, which authors may lack for third-party data under licence or legal constraints; the ability to identify the exact state that was used; and the ability to retrieve that historical state later. A content hash verifies byte-level identity when the bytes are available (Di Cosmo et al., 2020) but does not recover historical bytes that are no longer archived. Where direct archival redistribution is not permitted, reproducibility must rely on sufficient state identification and provenance: repository or accession, release or version, retrieval timestamp, query parameters, file identity, checksum and transformation provenance (Wilkinson et al., 2016; Data Citation Synthesis Group, 2014; Pasquier et al., 2017; Sandve et al., 2013; Stodden et al., 2016).</w:t>
+        <w:t>Public availability is not equivalent to reproducible input identity. Externally maintained public datasets, registries, genomic and administrative databases and APIs may be updated, corrected, reannotated or restructured, and query or API responses may change over time, while retaining the same repository, accession, endpoint or dataset name [11–14]. The same repository, accession or URL therefore does not necessarily denote the same version, and the same version label does not by itself establish the same bytes. This does not imply that all same-accession resources change; it means that public availability does not by itself establish that the exact historical analytical input remains identifiable or retrievable. Three abilities are distinct: the ability to redistribute an input, which authors may lack for third-party data under licence or legal constraints; the ability to identify the exact state that was used; and the ability to retrieve that historical state later. A content hash verifies byte-level identity when the bytes are available [15] but does not recover historical bytes that are no longer archived. Where direct archival redistribution is not permitted, reproducibility must rely on sufficient state identification and provenance: repository or accession, release or version, retrieval timestamp, query parameters, file identity, checksum and transformation provenance [16–20].</w:t>
       </w:r>
     </w:p>
     <w:p>
       <w:r>
-        <w:t>Software-version drift, the concern of the EPJ antecedent (Onishi and Ikenoue, 2026), and dataset-version drift are analogous but distinct: both can separate a nominally available resource from the state actually used. Versioned software may in some settings be preserved or rebuilt more readily than third-party historical data states, although licensing and legacy-version access can also prevent software redistribution. Paper II did not quantify dataset drift and makes no empirical claim about its frequency. The frozen records show only that repository or accession identity was recorded for every sampled paper, that the delegated specifier named external public reference resources for 51 of the 100 sampled papers (119 entries, of which 19 across 11 papers lacked a version in the publication text), that 28 papers stopped at the frozen barrier requiring an unserved external public reference resource (a state that the frozen protocol defined and this refinement leaves unchanged), and that the served inputs were logged with retrieval timestamps and SHA-256 digests but without repository version identifiers (Table 11). Reference resource identity can matter for results (Zhao and Zhang, 2015). Input-state identifiability is therefore presented as a conceptual implication, a reporting requirement and a limitation relevant to reconstructability, not as a measured outcome. A focused bibliographic search found no established use of the terms input-state identifiability or historical-state retrievability; they are used provisionally and no novelty is claimed. Data-state reproducibility was not adopted because no established compatible usage was found.</w:t>
+        <w:t>Software-version drift, the concern of the EPJ antecedent [4], and dataset-version drift are analogous but distinct: both can separate a nominally available resource from the state actually used. Versioned software may in some settings be preserved or rebuilt more readily than third-party historical data states, although licensing and legacy-version access can also prevent software redistribution. Paper II did not quantify dataset drift and makes no empirical claim about its frequency. The frozen records show only that repository or accession identity was recorded for every sampled paper, that the delegated specifier named external public reference resources for 51 of the 100 sampled papers (119 entries, of which 19 across 11 papers lacked a version in the publication text), that 28 papers stopped at the frozen barrier requiring an unserved external public reference resource (a state that the frozen protocol defined and this refinement leaves unchanged), and that the served inputs were logged with retrieval timestamps and SHA-256 digests but without repository version identifiers (Table S2). Reference resource identity can matter for results [21]. Input-state identifiability is therefore presented as a conceptual implication, a reporting requirement and a limitation relevant to reconstructability, not as a measured outcome. A focused bibliographic search found no established use of the terms input-state identifiability or historical-state retrievability; they are used provisionally and no novelty is claimed. Data-state reproducibility was not adopted because no established compatible usage was found.</w:t>
       </w:r>
     </w:p>
     <w:p>
       <w:r>
-        <w:t>Proposed minimum reporting set for third-party or public input data (a recommendation, not an empirically validated standard), where available: (1) repository or accession; (2) release/version; (3) retrieval date/time; (4) exact query or API parameters; (5) file names/list; (6) schema/version; (7) cryptographic checksum; (8) transformation log; (9) license/redistribution status. Table 10 assigns each element to the framework stage it serves.</w:t>
+        <w:t>Proposed minimum reporting set for third-party or public input data (a recommendation, not an empirically validated standard), where available: (1) repository or accession; (2) release/version; (3) retrieval date/time; (4) exact query or API parameters; (5) file names/list; (6) schema/version; (7) cryptographic checksum; (8) transformation log; (9) license/redistribution status. Table S1 assigns each element to the framework stage it serves.</w:t>
       </w:r>
     </w:p>
     <w:p>
@@ -831,107 +831,107 @@
     </w:p>
     <w:p>
       <w:r>
-        <w:t>ACM Publications Board (2020). New Changes to Badging Terminology. Official ACM policy explanation; badge version 1.1 effective after 2020-05-15. https://www.acm.org/publications/badging-terms</w:t>
+        <w:t>[1] Goodman, Steven N.; Fanelli, Daniele; Ioannidis, John P. A. (2016). What does research reproducibility mean?. Published Perspective, Science Translational Medicine 8(341):341ps12, 2016. https://doi.org/10.1126/scitranslmed.aaf5027</w:t>
       </w:r>
     </w:p>
     <w:p>
       <w:r>
-        <w:t>Chen, Ziru; Chen, Shijie; Ning, Yuting; Zhang, Qianheng; Wang, Boshi; Yu, Botao; Li, Yifei; Liao, Zeyi; Wei, Chen; Lu, Zitong; Dey, Vishal; Xue, Mingyi; Baker, Frazier N.; Burns, Benjamin; Adu-Ampratwum, Daniel; Huang, Xuhui; Ning, Xia; Gao, Song; Su, Yu; Sun, Huan (2025). ScienceAgentBench: Toward Rigorous Assessment of Language Agents for Data-Driven Scientific Discovery. Published ICLR 2025; first arXiv posting 2024; v3 2025. https://arxiv.org/abs/2410.05080</w:t>
+        <w:t>[2] National Academies of Sciences, Engineering, and Medicine (2019). Reproducibility and Replicability in Science. Published National Academies consensus report, 2019. https://doi.org/10.17226/25303</w:t>
       </w:r>
     </w:p>
     <w:p>
       <w:r>
-        <w:t>Data Citation Synthesis Group (Martone M, ed.) (2014). Joint Declaration of Data Citation Principles. FORCE11 declaration (DataCite DOI). https://doi.org/10.25490/a97f-egyk</w:t>
+        <w:t>[3] ACM Publications Board (2020). New Changes to Badging Terminology. Official ACM policy explanation; badge version 1.1 effective after 2020-05-15. https://www.acm.org/publications/badging-terms</w:t>
       </w:r>
     </w:p>
     <w:p>
       <w:r>
-        <w:t>Di Cosmo, Roberto; Gruenpeter, Morane; Zacchiroli, Stefano (2020). Referencing Source Code Artifacts: A Separate Concern in Software Citation. Journal article, Computing in Science &amp; Engineering 22(2). https://doi.org/10.1109/MCSE.2019.2963148</w:t>
+        <w:t>[4] Onishi T; Ikenoue T [name order follows supplied author specification] (2026). The Hidden Cost of Reproducibility: Commercial Software Dependency in Published Research and the Version Accessibility Gap. Published EPJ Research Infrastructures 10, article 26, 2026-09-01. https://doi.org/10.1007/s41781-026-00180-9</w:t>
       </w:r>
     </w:p>
     <w:p>
       <w:r>
-        <w:t>Goodman, Steven N.; Fanelli, Daniele; Ioannidis, John P. A. (2016). What does research reproducibility mean?. Published Perspective, Science Translational Medicine 8(341):341ps12, 2016. https://doi.org/10.1126/scitranslmed.aaf5027</w:t>
+        <w:t>[5] Onishi T [name order follows supplied author specification] (2026). The Invisible Variables: Why Clonal Systems are not Immune to Environmental Confounding. Published Comment, Stem Cell Reviews and Reports, 2026-09-10. https://doi.org/10.1007/s12015-026-11239-w</w:t>
       </w:r>
     </w:p>
     <w:p>
       <w:r>
-        <w:t>Klump, Jens; Wyborn, Lesley; Wu, Mingfang; Martin, Julia; Downs, Robert R.; Asmi, Ari (2021). Versioning Data Is About More than Revisions: A Conceptual Framework and Proposed Principles. Journal article, Data Science Journal 20:12. https://doi.org/10.5334/dsj-2021-012</w:t>
+        <w:t>[6] Starace, Giulio; Jaffe, Oliver; Sherburn, Dane; Aung, James; Chan, Jun Shern; Maksin, Leon; Dias, Rachel; Mays, Evan; Kinsella, Benjamin; Thompson, Wyatt; Heidecke, Johannes; Glaese, Amelia; Patwardhan, Tejal (2025). PaperBench: Evaluating AI's Ability to Replicate AI Research. Published ICML 2025, PMLR 267; arXiv v3. https://arxiv.org/abs/2504.01848</w:t>
       </w:r>
     </w:p>
     <w:p>
       <w:r>
-        <w:t>National Academies of Sciences, Engineering, and Medicine (2019). Reproducibility and Replicability in Science. Published National Academies consensus report, 2019. https://doi.org/10.17226/25303</w:t>
+        <w:t>[7] Ye, Christine; Yuan, Sihan; Cooray, Suchetha; Dillmann, Steven; Roque, Ian L. V.; Baron, Dalya; Frank, Philipp; Martin-Alvarez, Sergio; Koblischke, Nolan; Qu, Frank J; Yang, Diyi; Wechsler, Risa; Ciuca, Ioana (2025). ReplicationBench: Can AI Agents Replicate Astrophysics Research Papers?. arXiv preprint v2, 2025-11-23; separate peer-reviewed venue not verified. https://arxiv.org/abs/2510.24591</w:t>
       </w:r>
     </w:p>
     <w:p>
       <w:r>
-        <w:t>Onishi T [name order follows supplied author specification] (2026). The Invisible Variables: Why Clonal Systems are not Immune to Environmental Confounding. Published Comment, Stem Cell Reviews and Reports, 2026-09-10. https://doi.org/10.1007/s12015-026-11239-w</w:t>
+        <w:t>[8] Seo, Minju; Baek, Jinheon; Lee, Seongyun; Hwang, Sung Ju (2026). Paper2Code: Automating Code Generation from Scientific Papers in Machine Learning. Published ICLR 2026; arXiv first posted 2025, v5 2026. https://arxiv.org/abs/2504.17192</w:t>
       </w:r>
     </w:p>
     <w:p>
       <w:r>
-        <w:t>Onishi T; Ikenoue T [name order follows supplied author specification] (2026). The Hidden Cost of Reproducibility: Commercial Software Dependency in Published Research and the Version Accessibility Gap. Published EPJ Research Infrastructures 10, article 26, 2026-09-01. https://doi.org/10.1007/s41781-026-00180-9</w:t>
+        <w:t>[9] Chen, Ziru; Chen, Shijie; Ning, Yuting; Zhang, Qianheng; Wang, Boshi; Yu, Botao; Li, Yifei; Liao, Zeyi; Wei, Chen; Lu, Zitong; Dey, Vishal; Xue, Mingyi; Baker, Frazier N.; Burns, Benjamin; Adu-Ampratwum, Daniel; Huang, Xuhui; Ning, Xia; Gao, Song; Su, Yu; Sun, Huan (2025). ScienceAgentBench: Toward Rigorous Assessment of Language Agents for Data-Driven Scientific Discovery. Published ICLR 2025; first arXiv posting 2024; v3 2025. https://arxiv.org/abs/2410.05080</w:t>
       </w:r>
     </w:p>
     <w:p>
       <w:r>
-        <w:t>Pasquier, Thomas; Lau, Matthew K.; Trisovic, Ana; et al. (2017). If these data could talk. Journal article, Scientific Data 4:170114. https://doi.org/10.1038/sdata.2017.114</w:t>
+        <w:t>[10] Siegel, Zachary S.; Kapoor, Sayash; Nadgir, Nitya; Stroebl, Benedikt; Narayanan, Arvind (2024). CORE-Bench: Fostering the Credibility of Published Research Through a Computational Reproducibility Agent Benchmark. arXiv preprint; v2 revised 2026-06-22; separate peer-reviewed venue not verified. https://arxiv.org/abs/2409.11363</w:t>
       </w:r>
     </w:p>
     <w:p>
       <w:r>
-        <w:t>Pröll, Stefan; Rauber, Andreas (2013). Scalable data citation in dynamic, large databases: Model and reference implementation. Conference paper, 2013 IEEE International Conference on Big Data. https://doi.org/10.1109/BigData.2013.6691588</w:t>
+        <w:t>[11] Klump, Jens; Wyborn, Lesley; Wu, Mingfang; Martin, Julia; Downs, Robert R.; Asmi, Ari (2021). Versioning Data Is About More than Revisions: A Conceptual Framework and Proposed Principles. Journal article, Data Science Journal 20:12. https://doi.org/10.5334/dsj-2021-012</w:t>
       </w:r>
     </w:p>
     <w:p>
       <w:r>
-        <w:t>Rauber, Andreas; Asmi, Ari; van Uytvanck, Dieter; Pröll, Stefan (2016). Data Citation of Evolving Data: Recommendations of the RDA Working Group on Data Citation (WGDC). Research Data Alliance recommendation document (DataCite DOI). https://doi.org/10.15497/RDA00016</w:t>
+        <w:t>[12] Rauber, Andreas; Asmi, Ari; van Uytvanck, Dieter; Pröll, Stefan (2016). Data Citation of Evolving Data: Recommendations of the RDA Working Group on Data Citation (WGDC). Research Data Alliance recommendation document (DataCite DOI). https://doi.org/10.15497/RDA00016</w:t>
       </w:r>
     </w:p>
     <w:p>
       <w:r>
-        <w:t>Rauber, Andreas; Gößwein, Bernhard; Zwölf, Carlo Maria; et al. (2021). Precisely and Persistently Identifying and Citing Arbitrary Subsets of Dynamic Data. Journal article, Harvard Data Science Review 3(4). https://doi.org/10.1162/99608f92.be565013</w:t>
+        <w:t>[13] Pröll, Stefan; Rauber, Andreas (2013). Scalable data citation in dynamic, large databases: Model and reference implementation. Conference paper, 2013 IEEE International Conference on Big Data. https://doi.org/10.1109/BigData.2013.6691588</w:t>
       </w:r>
     </w:p>
     <w:p>
       <w:r>
-        <w:t>Sandve, Geir Kjetil; Nekrutenko, Anton; Taylor, James; Hovig, Eivind (2013). Ten Simple Rules for Reproducible Computational Research. Journal article, PLoS Computational Biology 9(10). https://doi.org/10.1371/journal.pcbi.1003285</w:t>
+        <w:t>[14] Rauber, Andreas; Gößwein, Bernhard; Zwölf, Carlo Maria; et al. (2021). Precisely and Persistently Identifying and Citing Arbitrary Subsets of Dynamic Data. Journal article, Harvard Data Science Review 3(4). https://doi.org/10.1162/99608f92.be565013</w:t>
       </w:r>
     </w:p>
     <w:p>
       <w:r>
-        <w:t>Seo, Minju; Baek, Jinheon; Lee, Seongyun; Hwang, Sung Ju (2026). Paper2Code: Automating Code Generation from Scientific Papers in Machine Learning. Published ICLR 2026; arXiv first posted 2025, v5 2026. https://arxiv.org/abs/2504.17192</w:t>
+        <w:t>[15] Di Cosmo, Roberto; Gruenpeter, Morane; Zacchiroli, Stefano (2020). Referencing Source Code Artifacts: A Separate Concern in Software Citation. Journal article, Computing in Science &amp; Engineering 22(2). https://doi.org/10.1109/MCSE.2019.2963148</w:t>
       </w:r>
     </w:p>
     <w:p>
       <w:r>
-        <w:t>Siegel, Zachary S.; Kapoor, Sayash; Nadgir, Nitya; Stroebl, Benedikt; Narayanan, Arvind (2024). CORE-Bench: Fostering the Credibility of Published Research Through a Computational Reproducibility Agent Benchmark. arXiv preprint; v2 revised 2026-06-22; separate peer-reviewed venue not verified. https://arxiv.org/abs/2409.11363</w:t>
+        <w:t>[16] Wilkinson, Mark D.; Dumontier, Michel; Aalbersberg, IJsbrand Jan; et al. (2016). The FAIR Guiding Principles for scientific data management and stewardship. Journal article, Scientific Data 3:160018. https://doi.org/10.1038/sdata.2016.18</w:t>
       </w:r>
     </w:p>
     <w:p>
       <w:r>
-        <w:t>Starace, Giulio; Jaffe, Oliver; Sherburn, Dane; Aung, James; Chan, Jun Shern; Maksin, Leon; Dias, Rachel; Mays, Evan; Kinsella, Benjamin; Thompson, Wyatt; Heidecke, Johannes; Glaese, Amelia; Patwardhan, Tejal (2025). PaperBench: Evaluating AI's Ability to Replicate AI Research. Published ICML 2025, PMLR 267; arXiv v3. https://arxiv.org/abs/2504.01848</w:t>
+        <w:t>[17] Data Citation Synthesis Group (Martone M, ed.) (2014). Joint Declaration of Data Citation Principles. FORCE11 declaration (DataCite DOI). https://doi.org/10.25490/a97f-egyk</w:t>
       </w:r>
     </w:p>
     <w:p>
       <w:r>
-        <w:t>Stodden, Victoria; McNutt, Marcia; Bailey, David H.; et al. (2016). Enhancing reproducibility for computational methods. Journal article, Science 354(6317). https://doi.org/10.1126/science.aah6168</w:t>
+        <w:t>[18] Pasquier, Thomas; Lau, Matthew K.; Trisovic, Ana; et al. (2017). If these data could talk. Journal article, Scientific Data 4:170114. https://doi.org/10.1038/sdata.2017.114</w:t>
       </w:r>
     </w:p>
     <w:p>
       <w:r>
-        <w:t>Wilkinson, Mark D.; Dumontier, Michel; Aalbersberg, IJsbrand Jan; et al. (2016). The FAIR Guiding Principles for scientific data management and stewardship. Journal article, Scientific Data 3:160018. https://doi.org/10.1038/sdata.2016.18</w:t>
+        <w:t>[19] Sandve, Geir Kjetil; Nekrutenko, Anton; Taylor, James; Hovig, Eivind (2013). Ten Simple Rules for Reproducible Computational Research. Journal article, PLoS Computational Biology 9(10). https://doi.org/10.1371/journal.pcbi.1003285</w:t>
       </w:r>
     </w:p>
     <w:p>
       <w:r>
-        <w:t>Ye, Christine; Yuan, Sihan; Cooray, Suchetha; Dillmann, Steven; Roque, Ian L. V.; Baron, Dalya; Frank, Philipp; Martin-Alvarez, Sergio; Koblischke, Nolan; Qu, Frank J; Yang, Diyi; Wechsler, Risa; Ciuca, Ioana (2025). ReplicationBench: Can AI Agents Replicate Astrophysics Research Papers?. arXiv preprint v2, 2025-11-23; separate peer-reviewed venue not verified. https://arxiv.org/abs/2510.24591</w:t>
+        <w:t>[20] Stodden, Victoria; McNutt, Marcia; Bailey, David H.; et al. (2016). Enhancing reproducibility for computational methods. Journal article, Science 354(6317). https://doi.org/10.1126/science.aah6168</w:t>
       </w:r>
     </w:p>
     <w:p>
       <w:r>
-        <w:t>Zhao, Shanrong; Zhang, Baohong (2015). A comprehensive evaluation of ensembl, RefSeq, and UCSC annotations in the context of RNA-seq read mapping and gene quantification. Journal article, BMC Genomics 16:97. https://doi.org/10.1186/s12864-015-1308-8</w:t>
+        <w:t>[21] Zhao, Shanrong; Zhang, Baohong (2015). A comprehensive evaluation of ensembl, RefSeq, and UCSC annotations in the context of RNA-seq read mapping and gene quantification. Journal article, BMC Genomics 16:97. https://doi.org/10.1186/s12864-015-1308-8</w:t>
       </w:r>
     </w:p>
     <w:sectPr>

--- a/paper2_reconstruction/manuscript/Preparation_draft_EN_inline_FINAL_PRE_D.docx
+++ b/paper2_reconstruction/manuscript/Preparation_draft_EN_inline_FINAL_PRE_D.docx
@@ -171,7 +171,7 @@
     </w:p>
     <w:p>
       <w:r>
-        <w:t>A 7-paper prospective pilot (one paper per field, three blind slots each, 21 slots) was executed under prospectively frozen specifications and used only to identify procedural defects; its prespecified review recorded one defect (PD-01, an internally inconsistent token ceiling) and did not change target-selection, tolerance, conclusion or taxonomy rules, and no pilot success rate was computed. The final protocol and SAP were then frozen with hashes and RFC 3161 timestamps (PROTOCOL-FREEZE-2026-09-25). From the 461 route-eligible papers, 100 were sampled by stratified random sampling using a deterministic disjoint assignment of the 7 overlapping EPJ fields; within-field sampling probabilities and weights were saved. Before any run, one central target per paper was selected by the frozen hierarchy and its associated claim, input identifiers, allowed and blocked resources, metric, numerical and conclusion criteria, resource ceiling and stopping rule were frozen. No outcome-informed target replacement occurred. Planning precision in the supplement is analytic, not empirical evidence.</w:t>
+        <w:t>A 7-paper prospective pilot (one paper per field, three blind slots each, 21 slots) was executed under prospectively frozen specifications and used only to identify procedural defects; its prespecified review recorded one defect (PD-01, an internally inconsistent token ceiling) and did not change target-selection, tolerance, conclusion or taxonomy rules, and no pilot success rate was computed. The final protocol and SAP were then frozen with hashes and RFC 3161 timestamps (PROTOCOL-FREEZE-2026-09-25). From the 461 route-eligible papers, 100 were sampled by stratified random sampling using a deterministic disjoint assignment of the 7 overlapping EPJ fields; within-field sampling probabilities and weights were saved. Before any run, one central target per paper was selected by the frozen hierarchy and its associated claim, input identifiers, allowed and blocked resources, metric, numerical and conclusion criteria, resource ceiling and stopping rule were frozen. No outcome-informed target replacement occurred. Planning precision across candidate sample sizes is reported in Supplementary Table S11; it is analytic, not empirical evidence.</w:t>
       </w:r>
     </w:p>
     <w:p>
